--- a/docs/deliverables/out/Drop-0_Setup_and_Data_Migration/TestPlans/BIBS_TestPlan_BRD-13_Data_Migration_Summary_v1.2.docx
+++ b/docs/deliverables/out/Drop-0_Setup_and_Data_Migration/TestPlans/BIBS_TestPlan_BRD-13_Data_Migration_Summary_v1.2.docx
@@ -992,7 +992,7 @@
               <w:rPr>
                 <w:sz w:val="18"/>
               </w:rPr>
-              <w:t>From FRS BRD-13 v1.1 - cases for FR-DM-034 (package remapping) and FR-DM-124 (carried renewals of the January-May 2028 expiries), the mock-load order (FR-DM-120), the sign of a Migration Clearing difference (FR-DM-021), the excluded rows in the error rate (FR-DM-013), MIG_UPP_ISSUE_AR (FR-DM-051), QPS invoice numbers before DMQ11 (FR-DM-061) and the quoted messages of FR-DM-091, 110 and 123; test levels on the BDOI timeline; the seven findings of v1.0 are resolved in the FRS</w:t>
+              <w:t>From FRS BRD-13 v1.1 - cases for FR-DM-034 (package remapping) and FR-DM-124 (carried renewals of the January-May 2028 expiries), the trial-migration load order (FR-DM-120), the sign of a Migration Clearing difference (FR-DM-021), the excluded rows in the error rate (FR-DM-013), MIG_UPP_ISSUE_AR (FR-DM-051), QPS invoice numbers before DMQ11 (FR-DM-061) and the quoted messages of FR-DM-091, 110 and 123; test levels on the BDOI timeline; the seven findings of v1.0 are resolved in the FRS</w:t>
             </w:r>
           </w:p>
         </w:tc>
@@ -1849,7 +1849,7 @@
               <w:rPr>
                 <w:sz w:val="18"/>
               </w:rPr>
-              <w:t>System test, mocks, defect fixing</w:t>
+              <w:t>System test, trial migrations, defect fixing</w:t>
             </w:r>
           </w:p>
         </w:tc>
@@ -2608,7 +2608,7 @@
       </w:r>
       <w:r>
         <w:rPr/>
-        <w:t>cutover plan with the mock-load order, go / no-go, RMEL transition, decommissioning, the go-live renewal extraction of the January-May 2028 expiries and the renewal advices already sent, with their maker-checker review (FR-DM-120 to 125).</w:t>
+        <w:t>cutover plan with the trial-migration load order, go / no-go, RMEL transition, decommissioning, the go-live renewal extraction of the January-May 2028 expiries and the renewal advices already sent, with their maker-checker review (FR-DM-120 to 125).</w:t>
       </w:r>
     </w:p>
     <w:p>
@@ -2651,7 +2651,7 @@
       </w:r>
       <w:r>
         <w:rPr/>
-        <w:t xml:space="preserve"> of each cycle (Mock 1 and Mock 2 in SIT in April and July 2027, Mock 3 and Mock 4 in UAT in August and October 2027, the dress rehearsal in November 2027, production in January 2028) is proven by the reconciliation and sign-off of every object, as set out in the Migration Reconciliation Approach and Sign-off. The system test runs before Mock 1 on the test extracts of section 4; Mock 2 is the "data migration dry run with reconciliation of migrated balances" of the UAT readiness programme (item 11); Mock 3 is the UAT load, and UAT runs on migrated data.</w:t>
+        <w:t xml:space="preserve"> of each cycle (Trial migration 1 and Trial migration 2 in SIT in April and July 2027, Trial migration 3 and Trial migration 4 in UAT in August and October 2027, the dress rehearsal in November 2027, production in January 2028) is proven by the reconciliation and sign-off of every object, as set out in the Migration Reconciliation Approach and Sign-off. The system test runs before Trial migration 1 on the test extracts of section 4; Trial migration 2 is the "data migration dry run with reconciliation of migrated balances" of the UAT readiness programme (item 11); Trial migration 3 is the UAT load, and UAT runs on migrated data.</w:t>
       </w:r>
     </w:p>
     <w:p>
@@ -3700,7 +3700,7 @@
               <w:rPr>
                 <w:sz w:val="18"/>
               </w:rPr>
-              <w:t>After each build wave is deployed on SIT (DM0 and DM1-C by 9 Apr 2027, the rest by 18 Jun 2027), before the mock that needs it</w:t>
+              <w:t>After each build wave is deployed on SIT (DM0 and DM1-C by 9 Apr 2027, the rest by 18 Jun 2027), before the trial migration that needs it</w:t>
             </w:r>
           </w:p>
         </w:tc>
@@ -3793,7 +3793,7 @@
               <w:rPr>
                 <w:sz w:val="18"/>
               </w:rPr>
-              <w:t>Before Mock 2</w:t>
+              <w:t>Before Trial migration 2</w:t>
             </w:r>
           </w:p>
         </w:tc>
@@ -3821,7 +3821,7 @@
               <w:rPr>
                 <w:sz w:val="18"/>
               </w:rPr>
-              <w:t>Mocks and dress rehearsal</w:t>
+              <w:t>Trial migrations and dress rehearsal</w:t>
             </w:r>
           </w:p>
         </w:tc>
@@ -3890,7 +3890,7 @@
               <w:rPr>
                 <w:sz w:val="18"/>
               </w:rPr>
-              <w:t>Mock 1 19-30 Apr 2027, Mock 2 5-16 Jul 2027 (SIT); Mock 3 2-13 Aug 2027, Mock 4 4-15 Oct 2027 (UAT); dress rehearsal 15-26 Nov 2027</w:t>
+              <w:t>Trial migration 1 19-30 Apr 2027, Trial migration 2 5-16 Jul 2027 (SIT); Trial migration 3 2-13 Aug 2027, Trial migration 4 4-15 Oct 2027 (UAT); dress rehearsal 15-26 Nov 2027</w:t>
             </w:r>
           </w:p>
         </w:tc>
@@ -3939,7 +3939,7 @@
               <w:rPr>
                 <w:sz w:val="18"/>
               </w:rPr>
-              <w:t>Scenarios SC-DM-05 to SC-DM-09 and the High-priority cases on the Mock 3 and Mock 4 data</w:t>
+              <w:t>Scenarios SC-DM-05 to SC-DM-09 and the High-priority cases on the Trial migration 3 and Trial migration 4 data</w:t>
             </w:r>
           </w:p>
         </w:tc>
@@ -4839,7 +4839,7 @@
               <w:rPr>
                 <w:sz w:val="18"/>
               </w:rPr>
-              <w:t>FRS BRD-13 v1.2 signed or its comments agreed; the M1 decisions of the Strategy applied; Mock 2 exit criteria met; UAT holds the Mock 3 data; BDOI testers have their users.</w:t>
+              <w:t>FRS BRD-13 v1.2 signed or its comments agreed; the M1 decisions of the Strategy applied; Trial migration 2 exit criteria met; UAT holds the Trial migration 3 data; BDOI testers have their users.</w:t>
             </w:r>
           </w:p>
         </w:tc>
@@ -5387,7 +5387,7 @@
               <w:rPr>
                 <w:sz w:val="18"/>
               </w:rPr>
-              <w:t>System test, persona runs, Mocks 1 and 2</w:t>
+              <w:t>System test, persona runs, Trial migrations 1 and 2</w:t>
             </w:r>
           </w:p>
         </w:tc>
@@ -5410,7 +5410,7 @@
               <w:rPr>
                 <w:sz w:val="18"/>
               </w:rPr>
-              <w:t>Test extracts of section 4.2; masked full extracts for the mocks</w:t>
+              <w:t>Test extracts of section 4.2; masked full extracts for the trial migrations</w:t>
             </w:r>
           </w:p>
         </w:tc>
@@ -5459,7 +5459,7 @@
               <w:rPr>
                 <w:sz w:val="18"/>
               </w:rPr>
-              <w:t>Mocks 3 and 4 and UAT</w:t>
+              <w:t>Trial migrations 3 and 4 and UAT</w:t>
             </w:r>
           </w:p>
         </w:tc>
@@ -22537,7 +22537,7 @@
               <w:rPr>
                 <w:sz w:val="17"/>
               </w:rPr>
-              <w:t>Client master and reference data. Codes are mapped and created, the PACKAGE map is loaded for the Renewal sanitation, legacy clients are matched, deduplicated and created as active clients; reference data and clients load first in every mock.</w:t>
+              <w:t>Client master and reference data. Codes are mapped and created, the PACKAGE map is loaded for the Renewal sanitation, legacy clients are matched, deduplicated and created as active clients; reference data and clients load first in every trial migration.</w:t>
             </w:r>
           </w:p>
         </w:tc>
@@ -22917,7 +22917,7 @@
               <w:rPr>
                 <w:sz w:val="17"/>
               </w:rPr>
-              <w:t>Cutover. A mock plan is run with reference data and clients first, go / no-go is decided on measured criteria, the January-May 2028 expiries are extracted at go-live with the RAs already sent and the later expiries move by RMEL cohort, and legacy systems are decommissioned on the checklist.</w:t>
+              <w:t>Cutover. A trial-migration plan is run with reference data and clients first, go / no-go is decided on measured criteria, the January-May 2028 expiries are extracted at go-live with the RAs already sent and the later expiries move by RMEL cohort, and legacy systems are decommissioned on the checklist.</w:t>
             </w:r>
           </w:p>
         </w:tc>
@@ -28899,7 +28899,7 @@
               <w:rPr>
                 <w:sz w:val="18"/>
               </w:rPr>
-              <w:t>TD-DM-11 prepared with Comptrollership; a true-up is rehearsed in Mock 4</w:t>
+              <w:t>TD-DM-11 prepared with Comptrollership; a true-up is rehearsed in Trial migration 4</w:t>
             </w:r>
           </w:p>
         </w:tc>
@@ -28973,7 +28973,7 @@
               <w:rPr>
                 <w:sz w:val="18"/>
               </w:rPr>
-              <w:t>Mocks use masked full extracts; profiling after Mock 1 adds cases for the issues found</w:t>
+              <w:t>Trial migrations use masked full extracts; profiling after Trial migration 1 adds cases for the issues found</w:t>
             </w:r>
           </w:p>
         </w:tc>

--- a/docs/deliverables/out/Drop-0_Setup_and_Data_Migration/TestPlans/BIBS_TestPlan_BRD-13_Data_Migration_Summary_v1.2.docx
+++ b/docs/deliverables/out/Drop-0_Setup_and_Data_Migration/TestPlans/BIBS_TestPlan_BRD-13_Data_Migration_Summary_v1.2.docx
@@ -450,7 +450,7 @@
     </w:tbl>
     <w:p>
       <w:pPr>
-        <w:spacing w:before="3000" w:after="0"/>
+        <w:spacing w:before="2600" w:after="0"/>
       </w:pPr>
     </w:p>
     <w:p>
@@ -518,15 +518,8 @@
     </w:p>
     <w:p>
       <w:pPr>
-        <w:spacing w:after="0"/>
-      </w:pPr>
-      <w:r>
-        <w:br w:type="page"/>
-      </w:r>
-    </w:p>
-    <w:p>
-      <w:pPr>
         <w:pStyle w:val="BDOIFrontHeading"/>
+        <w:pageBreakBefore/>
       </w:pPr>
       <w:r>
         <w:t>Document Control</w:t>
